--- a/docs/Informe_Avance_Proyecto_Final_2_PeruViajero.docx
+++ b/docs/Informe_Avance_Proyecto_Final_2_PeruViajero.docx
@@ -262,20 +262,32 @@
                 <w:lang w:val="es-PE"/>
               </w:rPr>
             </w:pPr>
-            <w:r>
-              <w:rPr>
-                <w:sz w:val="19"/>
-                <w:lang w:val="es-PE"/>
-              </w:rPr>
-              <w:t>• KEVIN [Apellidos Completos]</w:t>
-            </w:r>
-            <w:r>
-              <w:rPr>
-                <w:sz w:val="19"/>
-                <w:lang w:val="es-PE"/>
-              </w:rPr>
+            <w:r/>
+            <w:r>
+              <w:rPr>
+                <w:rFonts w:ascii="Times New Roman" w:hAnsi="Times New Roman"/>
+                <w:b/>
+                <w:color w:val="0D47A1"/>
+              </w:rPr>
+              <w:t>• Kevin Salazar de Jesús</w:t>
               <w:br/>
-              <w:t>• GERSON [Apellidos Completos]</w:t>
+            </w:r>
+            <w:r>
+              <w:rPr>
+                <w:rFonts w:ascii="Times New Roman" w:hAnsi="Times New Roman"/>
+                <w:b/>
+                <w:color w:val="B71C1C"/>
+              </w:rPr>
+              <w:t>• Edison Edgar Sivipaucar Quispe</w:t>
+              <w:br/>
+            </w:r>
+            <w:r>
+              <w:rPr>
+                <w:rFonts w:ascii="Times New Roman" w:hAnsi="Times New Roman"/>
+                <w:b/>
+                <w:color w:val="1B5E20"/>
+              </w:rPr>
+              <w:t>• Gerson Osmar Machuca Abanto</w:t>
             </w:r>
           </w:p>
         </w:tc>
@@ -863,20 +875,32 @@
                 <w:lang w:val="es-PE"/>
               </w:rPr>
             </w:pPr>
-            <w:r>
-              <w:rPr>
-                <w:sz w:val="19"/>
-                <w:lang w:val="es-PE"/>
-              </w:rPr>
-              <w:t>• KEVIN [Apellidos Completos]</w:t>
-            </w:r>
-            <w:r>
-              <w:rPr>
-                <w:sz w:val="19"/>
-                <w:lang w:val="es-PE"/>
-              </w:rPr>
+            <w:r/>
+            <w:r>
+              <w:rPr>
+                <w:rFonts w:ascii="Times New Roman" w:hAnsi="Times New Roman"/>
+                <w:b/>
+                <w:color w:val="0D47A1"/>
+              </w:rPr>
+              <w:t>• Kevin Salazar de Jesús</w:t>
               <w:br/>
-              <w:t>• GERSON [Apellidos Completos]</w:t>
+            </w:r>
+            <w:r>
+              <w:rPr>
+                <w:rFonts w:ascii="Times New Roman" w:hAnsi="Times New Roman"/>
+                <w:b/>
+                <w:color w:val="B71C1C"/>
+              </w:rPr>
+              <w:t>• Edison Edgar Sivipaucar Quispe</w:t>
+              <w:br/>
+            </w:r>
+            <w:r>
+              <w:rPr>
+                <w:rFonts w:ascii="Times New Roman" w:hAnsi="Times New Roman"/>
+                <w:b/>
+                <w:color w:val="1B5E20"/>
+              </w:rPr>
+              <w:t>• Gerson Osmar Machuca Abanto</w:t>
             </w:r>
           </w:p>
         </w:tc>
@@ -985,10 +1009,10 @@
             </w:pPr>
             <w:r>
               <w:rPr>
-                <w:sz w:val="19"/>
-                <w:lang w:val="es-PE"/>
-              </w:rPr>
-              <w:t>API REST de Destinos y Paquetes Turísticos Oficiales del Perú</w:t>
+                <w:rFonts w:ascii="Times New Roman" w:hAnsi="Times New Roman"/>
+                <w:color w:val="000000"/>
+              </w:rPr>
+              <w:t>API REST Pública de Destinos Turísticos del Perú (GitHub Raw CDN Service)</w:t>
             </w:r>
           </w:p>
         </w:tc>
@@ -1052,10 +1076,10 @@
             </w:pPr>
             <w:r>
               <w:rPr>
-                <w:sz w:val="19"/>
-                <w:lang w:val="es-PE"/>
-              </w:rPr>
-              <w:t>GET /v1/destinos (Catálogo de 12 atractivos turísticos con tarifas, fotos HD, departamento, clima, coordenadas GPS y calificación)</w:t>
+                <w:rFonts w:ascii="Times New Roman" w:hAnsi="Times New Roman"/>
+                <w:color w:val="000000"/>
+              </w:rPr>
+              <w:t>GET https://raw.githubusercontent.com/Edisonkz/Per-Viajero/main/destinos.json (Catálogo público de 12 atractivos turísticos con fotos HD, geolocalización y calificación)</w:t>
             </w:r>
           </w:p>
         </w:tc>
@@ -3484,26 +3508,11 @@
       </w:pPr>
       <w:r>
         <w:rPr>
+          <w:rFonts w:ascii="Times New Roman" w:hAnsi="Times New Roman"/>
           <w:b/>
-          <w:lang w:val="es-PE"/>
-        </w:rPr>
-        <w:t xml:space="preserve">4.1 Evidencias y Tareas Asignadas a </w:t>
-      </w:r>
-      <w:r>
-        <w:rPr>
-          <w:b/>
-          <w:color w:val="0D47A1"/>
-          <w:sz w:val="26"/>
-          <w:lang w:val="es-PE"/>
-        </w:rPr>
-        <w:t>KEVIN</w:t>
-      </w:r>
-      <w:r>
-        <w:rPr>
-          <w:b/>
-          <w:lang w:val="es-PE"/>
-        </w:rPr>
-        <w:t xml:space="preserve"> (Figuras 1 a 6)</w:t>
+          <w:color w:val="000000"/>
+        </w:rPr>
+        <w:t>4.1 Evidencias y Tareas Asignadas a KEVIN SALAZAR DE JESÚS (Figuras 1 a 6)</w:t>
       </w:r>
     </w:p>
     <w:p>
@@ -5177,26 +5186,11 @@
       </w:pPr>
       <w:r>
         <w:rPr>
+          <w:rFonts w:ascii="Times New Roman" w:hAnsi="Times New Roman"/>
           <w:b/>
-          <w:lang w:val="es-PE"/>
-        </w:rPr>
-        <w:t xml:space="preserve">4.2 Evidencias y Tareas Asignadas a </w:t>
-      </w:r>
-      <w:r>
-        <w:rPr>
-          <w:b/>
-          <w:color w:val="1B5E20"/>
-          <w:sz w:val="26"/>
-          <w:lang w:val="es-PE"/>
-        </w:rPr>
-        <w:t>GERSON</w:t>
-      </w:r>
-      <w:r>
-        <w:rPr>
-          <w:b/>
-          <w:lang w:val="es-PE"/>
-        </w:rPr>
-        <w:t xml:space="preserve"> (Figuras 7 a 12)</w:t>
+          <w:color w:val="000000"/>
+        </w:rPr>
+        <w:t>4.2 Evidencias y Tareas Asignadas a GERSON OSMAR MACHUCA ABANTO (Figuras 7 a 12)</w:t>
       </w:r>
     </w:p>
     <w:p>
